--- a/results/documents/figure_1_with_caption.docx
+++ b/results/documents/figure_1_with_caption.docx
@@ -9,7 +9,7 @@
       <w:r>
         <w:drawing>
           <wp:inline xmlns:a="http://schemas.openxmlformats.org/drawingml/2006/main" xmlns:pic="http://schemas.openxmlformats.org/drawingml/2006/picture">
-            <wp:extent cx="8321040" cy="5703815"/>
+            <wp:extent cx="7498080" cy="5139701"/>
             <wp:docPr id="1" name="Picture 1" descr="Panel A: separate upregulated and downregulated DE enrichment for the 48-hour top 500 and top 1,500 ChIP targets. Panels B and C: cell-fate GSEA before and after removing the 48-hour top 1,500 targets. Columns are perturbation methods."/>
             <wp:cNvGraphicFramePr>
               <a:graphicFrameLocks noChangeAspect="1"/>
@@ -30,7 +30,7 @@
                   <pic:spPr>
                     <a:xfrm>
                       <a:off x="0" y="0"/>
-                      <a:ext cx="8321040" cy="5703815"/>
+                      <a:ext cx="7498080" cy="5139701"/>
                     </a:xfrm>
                     <a:prstGeom prst="rect"/>
                   </pic:spPr>
@@ -52,7 +52,7 @@
         <w:t xml:space="preserve">Figure 1. 48-hour EOMES ChIP targets and cell-fate programs after EOMES perturbation. </w:t>
       </w:r>
       <w:r>
-        <w:t>(A) Enrichment of upregulated and downregulated DE genes among the fixed top 500 (left) and top 1,500 (right) 48-hour ChIP targets. Values are observed/expected overlaps; * one-sided Fisher BH q &lt; 0.05 across 20 tests. (B, C) Unweighted GSEA of cell-type signatures using all expression-eligible genes (B) or excluding the 48-hour top 1,500 targets (C). Values are normalized enrichment scores (NES); red indicates higher and blue lower expression after perturbation. * BH q &lt; 0.05 across all tested signatures and five contrasts, separately per panel. References: Tyser et al. (2021), human gastrula; Cao et al. (2020), human fetal atlas. DE2 denotes anterior-enriched definitive endoderm. Whole-gene and knock-in KO share WT samples; both degron comparisons share perturbed samples, with matched uninduced or auxin-treated parental controls. Reference similarity does not assign a cell fate; genes outside the target list are not proven indirect targets.</w:t>
+        <w:t>(A) Enrichment of upregulated and downregulated DE genes among the fixed top 500 (left) and top 1,500 (right) 48-hour ChIP targets. Values are observed/expected overlaps; * one-sided Fisher BH q &lt; 0.05 across 20 tests. (B, C) Unweighted GSEA of cell-type signatures using all expression-eligible genes (B) or excluding the 48-hour top 1,500 targets (C). Values are NES calibrated against 1,566 source-adjusted WT-versus-WT 3v3 assignments from nine selected EOMES control libraries. The expression filter is q75_pass and maximum KO/control mean CPM ≥ 1; each comparison's gene list is fixed across WT assignments. Red indicates higher and blue lower expression after perturbation. * WT-reference BH q &lt; 0.05 across all tested signatures and five contrasts, separately per panel. References: Tyser et al. (2021), human gastrula; Cao et al. (2020), human fetal atlas. DE2 denotes anterior-enriched definitive endoderm. Whole-gene and knock-in KO share WT samples; both degron comparisons share perturbed samples, with matched uninduced or auxin-treated parental controls. Reference similarity does not assign a cell fate; genes outside the target list are not proven indirect targets.</w:t>
       </w:r>
     </w:p>
     <w:sectPr>
